--- a/ai-chat-api/reports/generated/psychology_report_13.docx
+++ b/ai-chat-api/reports/generated/psychology_report_13.docx
@@ -25,7 +25,7 @@
         <w:t>用户姓名</w:t>
       </w:r>
       <w:r>
-        <w:t xml:space="preserve"> : User_bccb0a8a</w:t>
+        <w:t xml:space="preserve"> : User_3ac47b0c</w:t>
       </w:r>
     </w:p>
     <w:p>
@@ -61,7 +61,7 @@
         <w:t>报告日期</w:t>
       </w:r>
       <w:r>
-        <w:t xml:space="preserve"> ：2026 年 01 月</w:t>
+        <w:t xml:space="preserve"> ：2026 年 02 月</w:t>
       </w:r>
     </w:p>
     <w:p>
@@ -320,7 +320,7 @@
         <w:rPr>
           <w:b/>
         </w:rPr>
-        <w:t>情绪调节能力指数（30）</w:t>
+        <w:t>情绪调节能力指数（0）</w:t>
       </w:r>
       <w:r/>
     </w:p>
@@ -338,7 +338,7 @@
         <w:rPr>
           <w:b/>
         </w:rPr>
-        <w:t>认知灵活度指数（126）</w:t>
+        <w:t>认知灵活度指数（0）</w:t>
       </w:r>
       <w:r/>
     </w:p>
@@ -356,7 +356,7 @@
         <w:rPr>
           <w:b/>
         </w:rPr>
-        <w:t>关系敏感度指数（78）</w:t>
+        <w:t>关系敏感度指数（0）</w:t>
       </w:r>
       <w:r/>
     </w:p>
@@ -374,7 +374,7 @@
         <w:rPr>
           <w:b/>
         </w:rPr>
-        <w:t>内在冲突度指数（78）</w:t>
+        <w:t>内在冲突度指数（0）</w:t>
       </w:r>
       <w:r/>
     </w:p>
@@ -392,7 +392,7 @@
         <w:rPr>
           <w:b/>
         </w:rPr>
-        <w:t>成长潜能指数（10）</w:t>
+        <w:t>成长潜能指数（0）</w:t>
       </w:r>
       <w:r/>
     </w:p>
@@ -476,7 +476,7 @@
         <w:rPr>
           <w:b/>
         </w:rPr>
-        <w:t>30 / 100</w:t>
+        <w:t>0 / 100</w:t>
       </w:r>
       <w:r/>
     </w:p>
@@ -597,7 +597,7 @@
         <w:rPr>
           <w:b/>
         </w:rPr>
-        <w:t>126 / 100</w:t>
+        <w:t>0 / 100</w:t>
       </w:r>
       <w:r/>
     </w:p>
@@ -1736,7 +1736,7 @@
         <w:rPr>
           <w:b/>
         </w:rPr>
-        <w:t>78 / 100</w:t>
+        <w:t>0 / 100</w:t>
       </w:r>
       <w:r/>
     </w:p>
@@ -2082,7 +2082,7 @@
     </w:p>
     <w:p>
       <w:r>
-        <w:t>【感性驱动型人格（Emotion-Dominant Type）】</w:t>
+        <w:t>【复合型人格（Complex Type）】</w:t>
       </w:r>
     </w:p>
     <w:p>
@@ -2118,7 +2118,7 @@
         <w:rPr>
           <w:b/>
         </w:rPr>
-        <w:t>10 / 100</w:t>
+        <w:t>0 / 100</w:t>
       </w:r>
       <w:r/>
     </w:p>
